--- a/testakten/unfallversicherung-arbeitsunfall-lagerleiter-sturz-trier/31_bg_reha_empfehlung.docx
+++ b/testakten/unfallversicherung-arbeitsunfall-lagerleiter-sturz-trier/31_bg_reha_empfehlung.docx
@@ -40,7 +40,7 @@
           <w:i w:val="0"/>
           <w:sz w:val="22"/>
         </w:rPr>
-        <w:t>Loebstrasse 22, 54292 Trier</w:t>
+        <w:t>Löbstraße 22, 54292 Trier</w:t>
       </w:r>
     </w:p>
     <w:p>
@@ -51,7 +51,7 @@
           <w:i w:val="0"/>
           <w:sz w:val="22"/>
         </w:rPr>
-        <w:t>Aktenzeichen: BGHW-2026-350118-MOELLER</w:t>
+        <w:t>Aktenzeichen: BGHW-2026-350118-MÖLLER</w:t>
       </w:r>
     </w:p>
     <w:p/>
@@ -63,7 +63,7 @@
           <w:i w:val="0"/>
           <w:sz w:val="22"/>
         </w:rPr>
-        <w:t>Erstellt vom Reha-Management der Berufsgenossenschaft am 30.06.2026, unter dem ausdruecklichen Vorbehalt der Anerkennung als Arbeitsunfall.</w:t>
+        <w:t>Erstellt vom Reha-Management der Berufsgenossenschaft am 30.06.2026, unter dem ausdrücklichen Vorbehalt der Anerkennung als Arbeitsunfall.</w:t>
       </w:r>
     </w:p>
     <w:p>
@@ -82,7 +82,7 @@
           <w:i w:val="0"/>
           <w:sz w:val="22"/>
         </w:rPr>
-        <w:t>Nach dem Bericht der BG Klinik Ludwigshafen vom 22.06.2026 besteht ein relevantes Kraftdefizit der rechten Schulter, das eine Rueckkehr auf den bisherigen, koerperlich anspruchsvollen Arbeitsplatz als Lagerleiter derzeit erschwert.</w:t>
+        <w:t>Nach dem Bericht der BG Klinik Ludwigshafen vom 22.06.2026 besteht ein relevantes Kraftdefizit der rechten Schulter, das eine Rückkehr auf den bisherigen, körperlich anspruchsvollen Arbeitsplatz als Lagerleiter derzeit erschwert.</w:t>
       </w:r>
     </w:p>
     <w:p>
@@ -90,7 +90,7 @@
         <w:pStyle w:val="Heading2"/>
       </w:pPr>
       <w:r>
-        <w:t>2. Empfohlene Massnahmen</w:t>
+        <w:t>2. Empfohlene Maßnahmen</w:t>
       </w:r>
     </w:p>
     <w:p>
@@ -101,7 +101,7 @@
           <w:i w:val="0"/>
           <w:sz w:val="22"/>
         </w:rPr>
-        <w:t>Empfohlen werden eine stufenweise Wiedereingliederung nach dem Hamburger Modell ueber acht Wochen, begleitende ambulante Physiotherapie zweimal woechentlich sowie eine ergonomische Arbeitsplatzberatung durch den technischen Aufsichtsdienst der Berufsgenossenschaft.</w:t>
+        <w:t>Empfohlen werden eine stufenweise Wiedereingliederung nach dem Hamburger Modell über acht Wochen, begleitende ambulante Physiotherapie zweimal wöchentlich sowie eine ergonomische Arbeitsplatzberatung durch den technischen Aufsichtsdienst der Berufsgenossenschaft.</w:t>
       </w:r>
     </w:p>
     <w:p>
@@ -215,7 +215,7 @@
                 <w:rFonts w:ascii="Times New Roman" w:hAnsi="Times New Roman"/>
                 <w:sz w:val="20"/>
               </w:rPr>
-              <w:t>vier Stunden taeglich, keine Hebetaetigkeit</w:t>
+              <w:t>vier Stunden täglich, keine Hebetätigkeit</w:t>
             </w:r>
           </w:p>
         </w:tc>
@@ -262,7 +262,7 @@
                 <w:rFonts w:ascii="Times New Roman" w:hAnsi="Times New Roman"/>
                 <w:sz w:val="20"/>
               </w:rPr>
-              <w:t>sechs Stunden taeglich, Heben bis 5 Kilogramm</w:t>
+              <w:t>sechs Stunden täglich, Heben bis 5 Kilogramm</w:t>
             </w:r>
           </w:p>
         </w:tc>
@@ -332,22 +332,11 @@
           <w:i w:val="0"/>
           <w:sz w:val="22"/>
         </w:rPr>
-        <w:t>Die Empfehlung wird ausdruecklich nur fuer den Fall ausgesprochen, dass die Anerkennung als Arbeitsunfall im Widerspruchs- oder Klageverfahren erfolgt. Bis dahin ruht die Umsetzung.</w:t>
-      </w:r>
-    </w:p>
-    <w:p>
-      <w:r>
-        <w:rPr>
-          <w:rFonts w:ascii="Times New Roman" w:hAnsi="Times New Roman"/>
-          <w:b w:val="0"/>
-          <w:i w:val="0"/>
-          <w:sz w:val="22"/>
-        </w:rPr>
-        <w:t>Formathinweis: Dieses Aktenstück wird in Times New Roman, 11 pt, mit ausschließlich dezimaler Gliederung ausgegeben.</w:t>
+        <w:t>Die Empfehlung wird ausdrücklich nur für den Fall ausgesprochen, dass die Anerkennung als Arbeitsunfall im Widerspruchs- oder Klageverfahren erfolgt. Bis dahin ruht die Umsetzung.</w:t>
       </w:r>
     </w:p>
     <w:sectPr>
-      <w:pgSz w:w="12240" w:h="15840"/>
+      <w:pgSz w:w="11906" w:h="16838"/>
       <w:pgMar w:top="1440" w:right="1800" w:bottom="1440" w:left="1800" w:header="720" w:footer="720" w:gutter="0"/>
       <w:cols w:space="720"/>
       <w:docGrid w:linePitch="360"/>
